--- a/docs/Установка_и_настройка.docx
+++ b/docs/Установка_и_настройка.docx
@@ -1214,7 +1214,37 @@
           <w:sz w:val="22"/>
           <w:szCs w:val="22"/>
         </w:rPr>
-        <w:t xml:space="preserve">Образы соберутся прямо на сервере из исходника.</w:t>
+        <w:t xml:space="preserve">Образы соберутся прямо на сервере из исходника (нужен доступ к Docker Hub и репозиториям пакетов).</w:t>
+      </w:r>
+    </w:p>
+    <w:p>
+      <w:pPr>
+        <w:pBdr>
+          <w:left w:val="single" w:color="e04e39" w:sz="18"/>
+        </w:pBdr>
+        <w:shd w:fill="faf0e9" w:val="clear"/>
+        <w:spacing w:after="140" w:line="280"/>
+        <w:ind w:left="200"/>
+      </w:pPr>
+      <w:r>
+        <w:rPr>
+          <w:rFonts w:ascii="PT Sans" w:cs="PT Sans" w:eastAsia="PT Sans" w:hAnsi="PT Sans"/>
+          <w:b/>
+          <w:bCs/>
+          <w:color w:val="2c2a29"/>
+          <w:sz w:val="22"/>
+          <w:szCs w:val="22"/>
+        </w:rPr>
+        <w:t xml:space="preserve">Нюанс: даже при живом интернете бандл часто предпочтительнее. </w:t>
+      </w:r>
+      <w:r>
+        <w:rPr>
+          <w:rFonts w:ascii="PT Sans" w:cs="PT Sans" w:eastAsia="PT Sans" w:hAnsi="PT Sans"/>
+          <w:color w:val="2c2a29"/>
+          <w:sz w:val="20"/>
+          <w:szCs w:val="20"/>
+        </w:rPr>
+        <w:t xml:space="preserve">Сборка на сервере занимает 10–20 минут и грузит машину; бандл — docker load за минуту. В бандле ровно проверенные образы (воспроизводимость), а сборка «на месте» тянет пакеты «на сегодня». В госсетях доступ к Docker Hub нередко ограничен — бандл снимает зависимость полностью. Правило: интернет хороший и доверенный — можно без бандла; сомневаетесь — кладите бандл рядом, install.sh сам выберет офлайн-путь.</w:t>
       </w:r>
     </w:p>
     <w:p>

--- a/docs/Установка_и_настройка.docx
+++ b/docs/Установка_и_настройка.docx
@@ -2227,7 +2227,7 @@
           <w:sz w:val="20"/>
           <w:szCs w:val="20"/>
         </w:rPr>
-        <w:t xml:space="preserve"># заменить исходники новой версией (распаковать новый архив поверх), затем:</w:t>
+        <w:t xml:space="preserve">./backup.sh                 # 1) страховка перед обновлением (обязательный ритуал)</w:t>
       </w:r>
     </w:p>
     <w:p>
@@ -2243,7 +2243,7 @@
           <w:sz w:val="20"/>
           <w:szCs w:val="20"/>
         </w:rPr>
-        <w:t xml:space="preserve">./deploy.sh                 # пересоберёт образы и накатит ТОЛЬКО новые миграции</w:t>
+        <w:t xml:space="preserve"># 2) заменить исходники новой версией (распаковать новый архив поверх), затем:</w:t>
       </w:r>
     </w:p>
     <w:p>
@@ -2259,7 +2259,7 @@
           <w:sz w:val="20"/>
           <w:szCs w:val="20"/>
         </w:rPr>
-        <w:t xml:space="preserve"># офлайн: положить новый dashbord-images.tar, загрузить его (docker load) и:</w:t>
+        <w:t xml:space="preserve">./deploy.sh                 # 3) пересоберёт образы и накатит ТОЛЬКО новые миграции</w:t>
       </w:r>
     </w:p>
     <w:p>
@@ -2275,7 +2275,23 @@
           <w:sz w:val="20"/>
           <w:szCs w:val="20"/>
         </w:rPr>
-        <w:t xml:space="preserve">./deploy.sh --no-build</w:t>
+        <w:t xml:space="preserve"># офлайн: рядом новый dashbord-images.tar →</w:t>
+      </w:r>
+    </w:p>
+    <w:p>
+      <w:pPr>
+        <w:shd w:fill="f3ece6" w:val="clear"/>
+        <w:spacing w:after="0" w:line="260"/>
+        <w:ind w:left="200"/>
+      </w:pPr>
+      <w:r>
+        <w:rPr>
+          <w:rFonts w:ascii="Courier New" w:cs="Courier New" w:eastAsia="Courier New" w:hAnsi="Courier New"/>
+          <w:color w:val="3d2c24"/>
+          <w:sz w:val="20"/>
+          <w:szCs w:val="20"/>
+        </w:rPr>
+        <w:t xml:space="preserve">tar -xf dashbord-images.tar &amp;&amp; sh load.sh &amp;&amp; ./deploy.sh --no-build</w:t>
       </w:r>
     </w:p>
     <w:p>
@@ -2294,7 +2310,151 @@
           <w:sz w:val="22"/>
           <w:szCs w:val="22"/>
         </w:rPr>
-        <w:t xml:space="preserve">Деплой идемпотентен: данные сохраняются, простой — секунды на перезапуск контейнеров.</w:t>
+        <w:t xml:space="preserve">Деплой идемпотентен: миграции применяются только новые (с трекингом в БД), повторный запуск ничего не дублирует. Данные (БД, файлы) живут в docker-томах и обновлением не затрагиваются; </w:t>
+      </w:r>
+      <w:r>
+        <w:rPr>
+          <w:rFonts w:ascii="Courier New" w:cs="Courier New" w:eastAsia="Courier New" w:hAnsi="Courier New"/>
+          <w:color w:val="8a2f1f"/>
+          <w:sz w:val="20"/>
+          <w:szCs w:val="20"/>
+        </w:rPr>
+        <w:t xml:space="preserve">.env.prod</w:t>
+      </w:r>
+      <w:r>
+        <w:rPr>
+          <w:rFonts w:ascii="PT Sans" w:cs="PT Sans" w:eastAsia="PT Sans" w:hAnsi="PT Sans"/>
+          <w:color w:val="2c2a29"/>
+          <w:sz w:val="22"/>
+          <w:szCs w:val="22"/>
+        </w:rPr>
+        <w:t xml:space="preserve"> и сертификаты лежат вне архива поставки — не перезаписываются. Простой — секунды: deploy сам дожидается готовности сервисов и прогоняет smoke-проверку. Браузеры пользователей обновятся сами (статика с хэшами) — кэши чистить не нужно.</w:t>
+      </w:r>
+    </w:p>
+    <w:p>
+      <w:pPr>
+        <w:pStyle w:val="ListParagraph"/>
+        <w:numPr>
+          <w:ilvl w:val="0"/>
+          <w:numId w:val="2"/>
+        </w:numPr>
+        <w:spacing w:after="60" w:line="280"/>
+      </w:pPr>
+      <w:r>
+        <w:rPr>
+          <w:rFonts w:ascii="PT Sans" w:cs="PT Sans" w:eastAsia="PT Sans" w:hAnsi="PT Sans"/>
+          <w:b/>
+          <w:bCs/>
+          <w:color w:val="2c2a29"/>
+          <w:sz w:val="22"/>
+          <w:szCs w:val="22"/>
+        </w:rPr>
+        <w:t xml:space="preserve">Правило: </w:t>
+      </w:r>
+      <w:r>
+        <w:rPr>
+          <w:rFonts w:ascii="PT Sans" w:cs="PT Sans" w:eastAsia="PT Sans" w:hAnsi="PT Sans"/>
+          <w:color w:val="2c2a29"/>
+          <w:sz w:val="22"/>
+          <w:szCs w:val="22"/>
+        </w:rPr>
+        <w:t xml:space="preserve">обновляться только из проверенной поставки (архив + бандл нашего конвейера).</w:t>
+      </w:r>
+    </w:p>
+    <w:p>
+      <w:pPr>
+        <w:pStyle w:val="ListParagraph"/>
+        <w:numPr>
+          <w:ilvl w:val="0"/>
+          <w:numId w:val="2"/>
+        </w:numPr>
+        <w:spacing w:after="60" w:line="280"/>
+      </w:pPr>
+      <w:r>
+        <w:rPr>
+          <w:rFonts w:ascii="PT Sans" w:cs="PT Sans" w:eastAsia="PT Sans" w:hAnsi="PT Sans"/>
+          <w:b/>
+          <w:bCs/>
+          <w:color w:val="2c2a29"/>
+          <w:sz w:val="22"/>
+          <w:szCs w:val="22"/>
+        </w:rPr>
+        <w:t xml:space="preserve">После обновления: </w:t>
+      </w:r>
+      <w:r>
+        <w:rPr>
+          <w:rFonts w:ascii="PT Sans" w:cs="PT Sans" w:eastAsia="PT Sans" w:hAnsi="PT Sans"/>
+          <w:color w:val="2c2a29"/>
+          <w:sz w:val="22"/>
+          <w:szCs w:val="22"/>
+        </w:rPr>
+        <w:t xml:space="preserve">взглянуть на «Отчёты → Здоровье системы» — всё зелёное, латентности в норме.</w:t>
+      </w:r>
+    </w:p>
+    <w:p>
+      <w:pPr>
+        <w:pStyle w:val="ListParagraph"/>
+        <w:numPr>
+          <w:ilvl w:val="0"/>
+          <w:numId w:val="2"/>
+        </w:numPr>
+        <w:spacing w:after="60" w:line="280"/>
+      </w:pPr>
+      <w:r>
+        <w:rPr>
+          <w:rFonts w:ascii="PT Sans" w:cs="PT Sans" w:eastAsia="PT Sans" w:hAnsi="PT Sans"/>
+          <w:b/>
+          <w:bCs/>
+          <w:color w:val="2c2a29"/>
+          <w:sz w:val="22"/>
+          <w:szCs w:val="22"/>
+        </w:rPr>
+        <w:t xml:space="preserve">Откат: </w:t>
+      </w:r>
+      <w:r>
+        <w:rPr>
+          <w:rFonts w:ascii="PT Sans" w:cs="PT Sans" w:eastAsia="PT Sans" w:hAnsi="PT Sans"/>
+          <w:color w:val="2c2a29"/>
+          <w:sz w:val="22"/>
+          <w:szCs w:val="22"/>
+        </w:rPr>
+        <w:t xml:space="preserve">вернуть прежние исходники/бандл → </w:t>
+      </w:r>
+      <w:r>
+        <w:rPr>
+          <w:rFonts w:ascii="Courier New" w:cs="Courier New" w:eastAsia="Courier New" w:hAnsi="Courier New"/>
+          <w:color w:val="8a2f1f"/>
+          <w:sz w:val="20"/>
+          <w:szCs w:val="20"/>
+        </w:rPr>
+        <w:t xml:space="preserve">./deploy.sh</w:t>
+      </w:r>
+      <w:r>
+        <w:rPr>
+          <w:rFonts w:ascii="PT Sans" w:cs="PT Sans" w:eastAsia="PT Sans" w:hAnsi="PT Sans"/>
+          <w:color w:val="2c2a29"/>
+          <w:sz w:val="22"/>
+          <w:szCs w:val="22"/>
+        </w:rPr>
+        <w:t xml:space="preserve">; данные при необходимости — </w:t>
+      </w:r>
+      <w:r>
+        <w:rPr>
+          <w:rFonts w:ascii="Courier New" w:cs="Courier New" w:eastAsia="Courier New" w:hAnsi="Courier New"/>
+          <w:color w:val="8a2f1f"/>
+          <w:sz w:val="20"/>
+          <w:szCs w:val="20"/>
+        </w:rPr>
+        <w:t xml:space="preserve">./restore.sh</w:t>
+      </w:r>
+      <w:r>
+        <w:rPr>
+          <w:rFonts w:ascii="PT Sans" w:cs="PT Sans" w:eastAsia="PT Sans" w:hAnsi="PT Sans"/>
+          <w:color w:val="2c2a29"/>
+          <w:sz w:val="22"/>
+          <w:szCs w:val="22"/>
+        </w:rPr>
+        <w:t xml:space="preserve"> из бэкапа шага 1.</w:t>
       </w:r>
     </w:p>
     <w:p>

--- a/docs/Установка_и_настройка.docx
+++ b/docs/Установка_и_настройка.docx
@@ -456,7 +456,7 @@
           <w:sz w:val="22"/>
           <w:szCs w:val="22"/>
         </w:rPr>
-        <w:t xml:space="preserve"> → «System clock synchronized: yes».</w:t>
+        <w:t xml:space="preserve"> → «System clock synchronized: yes» (при рассинхроне deploy.sh пробует включить синхронизацию сам, не только предупреждает).</w:t>
       </w:r>
     </w:p>
     <w:p>
@@ -515,7 +515,7 @@
           <w:sz w:val="22"/>
           <w:szCs w:val="22"/>
         </w:rPr>
-        <w:t xml:space="preserve"> (HTTP); для мониторинга — 3000 (Grafana) и 9090 (Prometheus).</w:t>
+        <w:t xml:space="preserve"> (HTTP); для мониторинга — 3000 (Grafana) и 9090 (Prometheus). Занятость проверяется перед запуском — понятная ошибка вместо путаного сбоя Docker в разгаре установки.</w:t>
       </w:r>
     </w:p>
     <w:p>
@@ -534,7 +534,7 @@
           <w:sz w:val="22"/>
           <w:szCs w:val="22"/>
         </w:rPr>
-        <w:t xml:space="preserve">Диск: не менее 5 ГБ свободно; память: от 4 ГБ (рекомендуется 8 ГБ с мониторингом).</w:t>
+        <w:t xml:space="preserve">Диск: не менее 5 ГБ свободно; память: от 4 ГБ (рекомендуется 8 ГБ с мониторингом) — при меньшем объёме установщик выдаст предупреждение (не блокирует установку).</w:t>
       </w:r>
     </w:p>
     <w:p>
@@ -818,6 +818,36 @@
           <w:szCs w:val="22"/>
         </w:rPr>
         <w:t xml:space="preserve">Установка ежедневного автобэкапа (systemd-таймер или cron; без root установщик напечатает готовую команду).</w:t>
+      </w:r>
+    </w:p>
+    <w:p>
+      <w:pPr>
+        <w:pBdr>
+          <w:left w:val="single" w:color="e04e39" w:sz="18"/>
+        </w:pBdr>
+        <w:shd w:fill="faf0e9" w:val="clear"/>
+        <w:spacing w:after="140" w:line="280"/>
+        <w:ind w:left="200"/>
+      </w:pPr>
+      <w:r>
+        <w:rPr>
+          <w:rFonts w:ascii="PT Sans" w:cs="PT Sans" w:eastAsia="PT Sans" w:hAnsi="PT Sans"/>
+          <w:b/>
+          <w:bCs/>
+          <w:color w:val="2c2a29"/>
+          <w:sz w:val="22"/>
+          <w:szCs w:val="22"/>
+        </w:rPr>
+        <w:t xml:space="preserve">Самопочинка при установке: </w:t>
+      </w:r>
+      <w:r>
+        <w:rPr>
+          <w:rFonts w:ascii="PT Sans" w:cs="PT Sans" w:eastAsia="PT Sans" w:hAnsi="PT Sans"/>
+          <w:color w:val="2c2a29"/>
+          <w:sz w:val="20"/>
+          <w:szCs w:val="20"/>
+        </w:rPr>
+        <w:t xml:space="preserve">если API не поднимается за ~90 секунд с первого раза — деплой сам перезапускает api/worker и ждёт ещё раз (~60 секунд), прежде чем сообщить об ошибке. При обновлении версии (см. раздел 8), если БД от предыдущего деплоя уже работает, перед накатом новых миграций автоматически создаётся бэкап.</w:t>
       </w:r>
     </w:p>
     <w:p>
@@ -1084,6 +1114,65 @@
                 <w:szCs w:val="20"/>
               </w:rPr>
               <w:t xml:space="preserve">Не устанавливать расписание автобэкапа</w:t>
+            </w:r>
+          </w:p>
+        </w:tc>
+      </w:tr>
+      <w:tr>
+        <w:trPr>
+          <w:tblHeader w:val="false"/>
+        </w:trPr>
+        <w:tc>
+          <w:tcPr>
+            <w:tcW w:type="dxa" w:w="4200"/>
+            <w:tcMar>
+              <w:top w:type="dxa" w:w="60"/>
+              <w:left w:type="dxa" w:w="100"/>
+              <w:bottom w:type="dxa" w:w="60"/>
+              <w:right w:type="dxa" w:w="100"/>
+            </w:tcMar>
+          </w:tcPr>
+          <w:p>
+            <w:pPr>
+              <w:spacing w:after="0" w:line="260"/>
+            </w:pPr>
+            <w:r>
+              <w:rPr>
+                <w:rFonts w:ascii="PT Sans" w:cs="PT Sans" w:eastAsia="PT Sans" w:hAnsi="PT Sans"/>
+                <w:b w:val="false"/>
+                <w:bCs w:val="false"/>
+                <w:color w:val="2c2a29"/>
+                <w:sz w:val="20"/>
+                <w:szCs w:val="20"/>
+              </w:rPr>
+              <w:t xml:space="preserve">./install.sh --skip-backup</w:t>
+            </w:r>
+          </w:p>
+        </w:tc>
+        <w:tc>
+          <w:tcPr>
+            <w:tcW w:type="dxa" w:w="5440"/>
+            <w:tcMar>
+              <w:top w:type="dxa" w:w="60"/>
+              <w:left w:type="dxa" w:w="100"/>
+              <w:bottom w:type="dxa" w:w="60"/>
+              <w:right w:type="dxa" w:w="100"/>
+            </w:tcMar>
+          </w:tcPr>
+          <w:p>
+            <w:pPr>
+              <w:spacing w:after="0" w:line="260"/>
+            </w:pPr>
+            <w:r>
+              <w:rPr>
+                <w:rFonts w:ascii="PT Sans" w:cs="PT Sans" w:eastAsia="PT Sans" w:hAnsi="PT Sans"/>
+                <w:b w:val="false"/>
+                <w:bCs w:val="false"/>
+                <w:color w:val="2c2a29"/>
+                <w:sz w:val="20"/>
+                <w:szCs w:val="20"/>
+              </w:rPr>
+              <w:t xml:space="preserve">Не делать авто-бэкап перед накатом миграций при обновлении (осознанный пропуск)</w:t>
             </w:r>
           </w:p>
         </w:tc>
@@ -2595,6 +2684,36 @@
     </w:p>
     <w:p>
       <w:pPr>
+        <w:pBdr>
+          <w:left w:val="single" w:color="e04e39" w:sz="18"/>
+        </w:pBdr>
+        <w:shd w:fill="faf0e9" w:val="clear"/>
+        <w:spacing w:after="140" w:line="280"/>
+        <w:ind w:left="200"/>
+      </w:pPr>
+      <w:r>
+        <w:rPr>
+          <w:rFonts w:ascii="PT Sans" w:cs="PT Sans" w:eastAsia="PT Sans" w:hAnsi="PT Sans"/>
+          <w:b/>
+          <w:bCs/>
+          <w:color w:val="2c2a29"/>
+          <w:sz w:val="22"/>
+          <w:szCs w:val="22"/>
+        </w:rPr>
+        <w:t xml:space="preserve">Дополнительная страховка: </w:t>
+      </w:r>
+      <w:r>
+        <w:rPr>
+          <w:rFonts w:ascii="PT Sans" w:cs="PT Sans" w:eastAsia="PT Sans" w:hAnsi="PT Sans"/>
+          <w:color w:val="2c2a29"/>
+          <w:sz w:val="20"/>
+          <w:szCs w:val="20"/>
+        </w:rPr>
+        <w:t xml:space="preserve">если БД от предыдущего деплоя уже работает (это и есть обновление, не первая установка) — deploy.sh САМ создаёт ещё один бэкап непосредственно перед накатом новых миграций, тем же ./backup.sh. Если этот бэкап не удался — деплой прерывается, миграции НЕ применяются. Собственноручный бэкап шага 1 (в команде выше) остаётся обязательным ритуалом — автоматический бэкап дополняет его, а не заменяет. Пропустить осознанно: ./deploy.sh --skip-backup.</w:t>
+      </w:r>
+    </w:p>
+    <w:p>
+      <w:pPr>
         <w:pStyle w:val="ListParagraph"/>
         <w:numPr>
           <w:ilvl w:val="0"/>
@@ -3044,7 +3163,7 @@
                 <w:sz w:val="20"/>
                 <w:szCs w:val="20"/>
               </w:rPr>
-              <w:t xml:space="preserve">CPU/RAM/диск, латентность сервисов, кнопка «🔧 Починить» (автопочинка)</w:t>
+              <w:t xml:space="preserve">CPU/RAM/диск, латентность сервисов, кнопка «🔧 Починить», история починок (в т.ч. автоматических)</w:t>
             </w:r>
           </w:p>
         </w:tc>
@@ -3076,6 +3195,65 @@
                 <w:sz w:val="20"/>
                 <w:szCs w:val="20"/>
               </w:rPr>
+              <w:t xml:space="preserve">Раздел «Отчёты → Логи сервисов» в приложении</w:t>
+            </w:r>
+          </w:p>
+        </w:tc>
+        <w:tc>
+          <w:tcPr>
+            <w:tcW w:type="dxa" w:w="5340"/>
+            <w:tcMar>
+              <w:top w:type="dxa" w:w="60"/>
+              <w:left w:type="dxa" w:w="100"/>
+              <w:bottom w:type="dxa" w:w="60"/>
+              <w:right w:type="dxa" w:w="100"/>
+            </w:tcMar>
+          </w:tcPr>
+          <w:p>
+            <w:pPr>
+              <w:spacing w:after="0" w:line="260"/>
+            </w:pPr>
+            <w:r>
+              <w:rPr>
+                <w:rFonts w:ascii="PT Sans" w:cs="PT Sans" w:eastAsia="PT Sans" w:hAnsi="PT Sans"/>
+                <w:b w:val="false"/>
+                <w:bCs w:val="false"/>
+                <w:color w:val="2c2a29"/>
+                <w:sz w:val="20"/>
+                <w:szCs w:val="20"/>
+              </w:rPr>
+              <w:t xml:space="preserve">Логи api/worker/web/postgres/redis/minio через Loki — без выхода в терминал сервера (нужен --monitoring)</w:t>
+            </w:r>
+          </w:p>
+        </w:tc>
+      </w:tr>
+      <w:tr>
+        <w:trPr>
+          <w:tblHeader w:val="false"/>
+        </w:trPr>
+        <w:tc>
+          <w:tcPr>
+            <w:tcW w:type="dxa" w:w="4300"/>
+            <w:tcMar>
+              <w:top w:type="dxa" w:w="60"/>
+              <w:left w:type="dxa" w:w="100"/>
+              <w:bottom w:type="dxa" w:w="60"/>
+              <w:right w:type="dxa" w:w="100"/>
+            </w:tcMar>
+          </w:tcPr>
+          <w:p>
+            <w:pPr>
+              <w:spacing w:after="0" w:line="260"/>
+            </w:pPr>
+            <w:r>
+              <w:rPr>
+                <w:rFonts w:ascii="PT Sans" w:cs="PT Sans" w:eastAsia="PT Sans" w:hAnsi="PT Sans"/>
+                <w:b w:val="false"/>
+                <w:bCs w:val="false"/>
+                <w:color w:val="2c2a29"/>
+                <w:sz w:val="20"/>
+                <w:szCs w:val="20"/>
+              </w:rPr>
               <w:t xml:space="preserve">Grafana (если развёрнута)</w:t>
             </w:r>
           </w:p>
@@ -3118,7 +3296,7 @@
       <w:r>
         <w:drawing>
           <wp:inline distT="0" distB="0" distL="0" distR="0">
-            <wp:extent cx="5829300" cy="6334125"/>
+            <wp:extent cx="5829300" cy="8496300"/>
             <wp:effectExtent t="0" r="0" b="0" l="0"/>
             <wp:docPr id="1" name="" descr="" title=""/>
             <wp:cNvGraphicFramePr>
@@ -3143,7 +3321,7 @@
                   <pic:spPr bwMode="auto">
                     <a:xfrm>
                       <a:off x="0" y="0"/>
-                      <a:ext cx="5829300" cy="6334125"/>
+                      <a:ext cx="5829300" cy="8496300"/>
                     </a:xfrm>
                     <a:prstGeom prst="rect">
                       <a:avLst/>
@@ -3208,7 +3386,7 @@
           <w:sz w:val="22"/>
           <w:szCs w:val="22"/>
         </w:rPr>
-        <w:t xml:space="preserve">Логи контейнеров ротируются автоматически (10 МБ × 3 файла на сервис) — диск не переполнится логами.</w:t>
+        <w:t xml:space="preserve">Сторожевой процесс приложения сам проверяет здоровье каждые 10 минут и чинит при деградации, не дожидаясь визита администратора.</w:t>
       </w:r>
     </w:p>
     <w:p>
@@ -3227,24 +3405,7 @@
           <w:sz w:val="22"/>
           <w:szCs w:val="22"/>
         </w:rPr>
-        <w:t xml:space="preserve">Всем сервисам заданы лимиты памяти — утечка в одном контейнере не положит сервер.</w:t>
-      </w:r>
-    </w:p>
-    <w:p>
-      <w:pPr>
-        <w:pStyle w:val="Heading1"/>
-        <w:spacing w:after="160" w:before="360"/>
-      </w:pPr>
-      <w:r>
-        <w:rPr>
-          <w:rFonts w:ascii="PT Sans" w:cs="PT Sans" w:eastAsia="PT Sans" w:hAnsi="PT Sans"/>
-          <w:b/>
-          <w:bCs/>
-          <w:color w:val="e04e39"/>
-          <w:sz w:val="32"/>
-          <w:szCs w:val="32"/>
-        </w:rPr>
-        <w:t xml:space="preserve">10. Безопасность</w:t>
+        <w:t xml:space="preserve">Логи контейнеров ротируются автоматически (10 МБ × 3 файла на сервис) — диск не переполнится логами.</w:t>
       </w:r>
     </w:p>
     <w:p>
@@ -3258,21 +3419,29 @@
       </w:pPr>
       <w:r>
         <w:rPr>
-          <w:rFonts w:ascii="Courier New" w:cs="Courier New" w:eastAsia="Courier New" w:hAnsi="Courier New"/>
-          <w:color w:val="8a2f1f"/>
-          <w:sz w:val="20"/>
-          <w:szCs w:val="20"/>
-        </w:rPr>
-        <w:t xml:space="preserve">.env.prod</w:t>
-      </w:r>
-      <w:r>
-        <w:rPr>
-          <w:rFonts w:ascii="PT Sans" w:cs="PT Sans" w:eastAsia="PT Sans" w:hAnsi="PT Sans"/>
-          <w:color w:val="2c2a29"/>
-          <w:sz w:val="22"/>
-          <w:szCs w:val="22"/>
-        </w:rPr>
-        <w:t xml:space="preserve"> содержит все секреты: права 600, не копировать, не коммитить. Создаётся автоматически.</w:t>
+          <w:rFonts w:ascii="PT Sans" w:cs="PT Sans" w:eastAsia="PT Sans" w:hAnsi="PT Sans"/>
+          <w:color w:val="2c2a29"/>
+          <w:sz w:val="22"/>
+          <w:szCs w:val="22"/>
+        </w:rPr>
+        <w:t xml:space="preserve">Всем сервисам заданы лимиты памяти — утечка в одном контейнере не положит сервер.</w:t>
+      </w:r>
+    </w:p>
+    <w:p>
+      <w:pPr>
+        <w:pStyle w:val="Heading1"/>
+        <w:spacing w:after="160" w:before="360"/>
+      </w:pPr>
+      <w:r>
+        <w:rPr>
+          <w:rFonts w:ascii="PT Sans" w:cs="PT Sans" w:eastAsia="PT Sans" w:hAnsi="PT Sans"/>
+          <w:b/>
+          <w:bCs/>
+          <w:color w:val="e04e39"/>
+          <w:sz w:val="32"/>
+          <w:szCs w:val="32"/>
+        </w:rPr>
+        <w:t xml:space="preserve">10. Безопасность</w:t>
       </w:r>
     </w:p>
     <w:p>
@@ -3286,48 +3455,21 @@
       </w:pPr>
       <w:r>
         <w:rPr>
-          <w:rFonts w:ascii="PT Sans" w:cs="PT Sans" w:eastAsia="PT Sans" w:hAnsi="PT Sans"/>
-          <w:color w:val="2c2a29"/>
-          <w:sz w:val="22"/>
-          <w:szCs w:val="22"/>
-        </w:rPr>
-        <w:t xml:space="preserve">Приватный ключ TLS — </w:t>
-      </w:r>
-      <w:r>
-        <w:rPr>
           <w:rFonts w:ascii="Courier New" w:cs="Courier New" w:eastAsia="Courier New" w:hAnsi="Courier New"/>
           <w:color w:val="8a2f1f"/>
           <w:sz w:val="20"/>
           <w:szCs w:val="20"/>
         </w:rPr>
-        <w:t xml:space="preserve">certs/tls.key</w:t>
-      </w:r>
-      <w:r>
-        <w:rPr>
-          <w:rFonts w:ascii="PT Sans" w:cs="PT Sans" w:eastAsia="PT Sans" w:hAnsi="PT Sans"/>
-          <w:color w:val="2c2a29"/>
-          <w:sz w:val="22"/>
-          <w:szCs w:val="22"/>
-        </w:rPr>
-        <w:t xml:space="preserve"> (права 600). Для доверия без предупреждений добавьте </w:t>
-      </w:r>
-      <w:r>
-        <w:rPr>
-          <w:rFonts w:ascii="Courier New" w:cs="Courier New" w:eastAsia="Courier New" w:hAnsi="Courier New"/>
-          <w:color w:val="8a2f1f"/>
-          <w:sz w:val="20"/>
-          <w:szCs w:val="20"/>
-        </w:rPr>
-        <w:t xml:space="preserve">certs/tls.crt</w:t>
-      </w:r>
-      <w:r>
-        <w:rPr>
-          <w:rFonts w:ascii="PT Sans" w:cs="PT Sans" w:eastAsia="PT Sans" w:hAnsi="PT Sans"/>
-          <w:color w:val="2c2a29"/>
-          <w:sz w:val="22"/>
-          <w:szCs w:val="22"/>
-        </w:rPr>
-        <w:t xml:space="preserve"> в доверенные на клиентских машинах.</w:t>
+        <w:t xml:space="preserve">.env.prod</w:t>
+      </w:r>
+      <w:r>
+        <w:rPr>
+          <w:rFonts w:ascii="PT Sans" w:cs="PT Sans" w:eastAsia="PT Sans" w:hAnsi="PT Sans"/>
+          <w:color w:val="2c2a29"/>
+          <w:sz w:val="22"/>
+          <w:szCs w:val="22"/>
+        </w:rPr>
+        <w:t xml:space="preserve"> содержит все секреты: права 600, не копировать, не коммитить. Создаётся автоматически.</w:t>
       </w:r>
     </w:p>
     <w:p>
@@ -3346,7 +3488,43 @@
           <w:sz w:val="22"/>
           <w:szCs w:val="22"/>
         </w:rPr>
-        <w:t xml:space="preserve">Все временные пароли принудительно меняются при первом входе (форсируется на сервере).</w:t>
+        <w:t xml:space="preserve">Приватный ключ TLS — </w:t>
+      </w:r>
+      <w:r>
+        <w:rPr>
+          <w:rFonts w:ascii="Courier New" w:cs="Courier New" w:eastAsia="Courier New" w:hAnsi="Courier New"/>
+          <w:color w:val="8a2f1f"/>
+          <w:sz w:val="20"/>
+          <w:szCs w:val="20"/>
+        </w:rPr>
+        <w:t xml:space="preserve">certs/tls.key</w:t>
+      </w:r>
+      <w:r>
+        <w:rPr>
+          <w:rFonts w:ascii="PT Sans" w:cs="PT Sans" w:eastAsia="PT Sans" w:hAnsi="PT Sans"/>
+          <w:color w:val="2c2a29"/>
+          <w:sz w:val="22"/>
+          <w:szCs w:val="22"/>
+        </w:rPr>
+        <w:t xml:space="preserve"> (права 600). Для доверия без предупреждений добавьте </w:t>
+      </w:r>
+      <w:r>
+        <w:rPr>
+          <w:rFonts w:ascii="Courier New" w:cs="Courier New" w:eastAsia="Courier New" w:hAnsi="Courier New"/>
+          <w:color w:val="8a2f1f"/>
+          <w:sz w:val="20"/>
+          <w:szCs w:val="20"/>
+        </w:rPr>
+        <w:t xml:space="preserve">certs/tls.crt</w:t>
+      </w:r>
+      <w:r>
+        <w:rPr>
+          <w:rFonts w:ascii="PT Sans" w:cs="PT Sans" w:eastAsia="PT Sans" w:hAnsi="PT Sans"/>
+          <w:color w:val="2c2a29"/>
+          <w:sz w:val="22"/>
+          <w:szCs w:val="22"/>
+        </w:rPr>
+        <w:t xml:space="preserve"> в доверенные на клиентских машинах.</w:t>
       </w:r>
     </w:p>
     <w:p>
@@ -3365,7 +3543,7 @@
           <w:sz w:val="22"/>
           <w:szCs w:val="22"/>
         </w:rPr>
-        <w:t xml:space="preserve">Защита от перебора пароля: блокировка логина после 5 неудач (приложение) + ограничение частоты запросов к /auth/login на веб-сервере (10 запросов/мин с IP).</w:t>
+        <w:t xml:space="preserve">Все временные пароли принудительно меняются при первом входе (форсируется на сервере).</w:t>
       </w:r>
     </w:p>
     <w:p>
@@ -3384,7 +3562,7 @@
           <w:sz w:val="22"/>
           <w:szCs w:val="22"/>
         </w:rPr>
-        <w:t xml:space="preserve">HTTP-заголовки безопасности: Content-Security-Policy, X-Frame-Options, X-Content-Type-Options, Referrer-Policy; при HTTPS — HSTS и редирект с HTTP.</w:t>
+        <w:t xml:space="preserve">Защита от перебора пароля: блокировка логина после 5 неудач (приложение) + ограничение частоты запросов к /auth/login на веб-сервере (10 запросов/мин с IP).</w:t>
       </w:r>
     </w:p>
     <w:p>
@@ -3403,7 +3581,7 @@
           <w:sz w:val="22"/>
           <w:szCs w:val="22"/>
         </w:rPr>
-        <w:t xml:space="preserve">БД, Redis и MinIO наружу не открыты — доступны только во внутренней сети Docker.</w:t>
+        <w:t xml:space="preserve">HTTP-заголовки безопасности: Content-Security-Policy, X-Frame-Options, X-Content-Type-Options, Referrer-Policy; при HTTPS — HSTS и редирект с HTTP.</w:t>
       </w:r>
     </w:p>
     <w:p>
@@ -3422,6 +3600,25 @@
           <w:sz w:val="22"/>
           <w:szCs w:val="22"/>
         </w:rPr>
+        <w:t xml:space="preserve">БД, Redis и MinIO наружу не открыты — доступны только во внутренней сети Docker.</w:t>
+      </w:r>
+    </w:p>
+    <w:p>
+      <w:pPr>
+        <w:pStyle w:val="ListParagraph"/>
+        <w:numPr>
+          <w:ilvl w:val="0"/>
+          <w:numId w:val="2"/>
+        </w:numPr>
+        <w:spacing w:after="60" w:line="280"/>
+      </w:pPr>
+      <w:r>
+        <w:rPr>
+          <w:rFonts w:ascii="PT Sans" w:cs="PT Sans" w:eastAsia="PT Sans" w:hAnsi="PT Sans"/>
+          <w:color w:val="2c2a29"/>
+          <w:sz w:val="22"/>
+          <w:szCs w:val="22"/>
+        </w:rPr>
         <w:t xml:space="preserve">Система рассчитана на LAN/on-prem; наружу публиковать только через контролируемый периметр (VPN/firewall).</w:t>
       </w:r>
     </w:p>
@@ -3440,6 +3637,36 @@
           <w:szCs w:val="32"/>
         </w:rPr>
         <w:t xml:space="preserve">11. Параметры .env.prod (справочник)</w:t>
+      </w:r>
+    </w:p>
+    <w:p>
+      <w:pPr>
+        <w:pBdr>
+          <w:left w:val="single" w:color="e04e39" w:sz="18"/>
+        </w:pBdr>
+        <w:shd w:fill="faf0e9" w:val="clear"/>
+        <w:spacing w:after="140" w:line="280"/>
+        <w:ind w:left="200"/>
+      </w:pPr>
+      <w:r>
+        <w:rPr>
+          <w:rFonts w:ascii="PT Sans" w:cs="PT Sans" w:eastAsia="PT Sans" w:hAnsi="PT Sans"/>
+          <w:b/>
+          <w:bCs/>
+          <w:color w:val="2c2a29"/>
+          <w:sz w:val="22"/>
+          <w:szCs w:val="22"/>
+        </w:rPr>
+        <w:t xml:space="preserve">Не только .env.prod: </w:t>
+      </w:r>
+      <w:r>
+        <w:rPr>
+          <w:rFonts w:ascii="PT Sans" w:cs="PT Sans" w:eastAsia="PT Sans" w:hAnsi="PT Sans"/>
+          <w:color w:val="2c2a29"/>
+          <w:sz w:val="20"/>
+          <w:szCs w:val="20"/>
+        </w:rPr>
+        <w:t xml:space="preserve">RETENTION_MONTHS, STALE_DAYS, LOGIN_MAX_ATTEMPTS/LOGIN_LOCKOUT_MINUTES и пороги CPU/RAM/диска теперь можно менять и без рестарта — в разделе «Настройки» приложения (значения из .env.prod остаются дефолтом при первом запуске).</w:t>
       </w:r>
     </w:p>
     <w:tbl>

--- a/docs/Установка_и_настройка.docx
+++ b/docs/Установка_и_настройка.docx
@@ -3296,7 +3296,7 @@
       <w:r>
         <w:drawing>
           <wp:inline distT="0" distB="0" distL="0" distR="0">
-            <wp:extent cx="5829300" cy="8496300"/>
+            <wp:extent cx="5829300" cy="9134475"/>
             <wp:effectExtent t="0" r="0" b="0" l="0"/>
             <wp:docPr id="1" name="" descr="" title=""/>
             <wp:cNvGraphicFramePr>
@@ -3321,7 +3321,7 @@
                   <pic:spPr bwMode="auto">
                     <a:xfrm>
                       <a:off x="0" y="0"/>
-                      <a:ext cx="5829300" cy="8496300"/>
+                      <a:ext cx="5829300" cy="9134475"/>
                     </a:xfrm>
                     <a:prstGeom prst="rect">
                       <a:avLst/>

--- a/docs/Установка_и_настройка.docx
+++ b/docs/Установка_и_настройка.docx
@@ -82,7 +82,7 @@
           <w:sz w:val="22"/>
           <w:szCs w:val="22"/>
         </w:rPr>
-        <w:t xml:space="preserve">Версия 1.1 · июль 2026</w:t>
+        <w:t xml:space="preserve">Версия 1.2 · август 2026</w:t>
       </w:r>
     </w:p>
     <w:p>
@@ -96,7 +96,7 @@
           <w:sz w:val="22"/>
           <w:szCs w:val="22"/>
         </w:rPr>
-        <w:t xml:space="preserve">ГБУ «МФЦ ДНР» · первое внедрение · июль 2026</w:t>
+        <w:t xml:space="preserve">ГБУ «МФЦ ДНР» · первое внедрение · август 2026</w:t>
       </w:r>
     </w:p>
     <w:p>
@@ -534,7 +534,839 @@
           <w:sz w:val="22"/>
           <w:szCs w:val="22"/>
         </w:rPr>
-        <w:t xml:space="preserve">Диск: не менее 5 ГБ свободно; память: от 4 ГБ (рекомендуется 8 ГБ с мониторингом) — при меньшем объёме установщик выдаст предупреждение (не блокирует установку).</w:t>
+        <w:t xml:space="preserve">При памяти меньше 4 ГБ установщик выдаст предупреждение (не блокирует установку).</w:t>
+      </w:r>
+    </w:p>
+    <w:p>
+      <w:pPr>
+        <w:pStyle w:val="Heading2"/>
+        <w:spacing w:after="120" w:before="280"/>
+      </w:pPr>
+      <w:r>
+        <w:rPr>
+          <w:rFonts w:ascii="PT Sans" w:cs="PT Sans" w:eastAsia="PT Sans" w:hAnsi="PT Sans"/>
+          <w:b/>
+          <w:bCs/>
+          <w:color w:val="2c2a29"/>
+          <w:sz w:val="26"/>
+          <w:szCs w:val="26"/>
+        </w:rPr>
+        <w:t xml:space="preserve">2.1. Рекомендуемые характеристики</w:t>
+      </w:r>
+    </w:p>
+    <w:p>
+      <w:pPr>
+        <w:spacing w:after="120" w:line="300"/>
+      </w:pPr>
+      <w:r>
+        <w:rPr>
+          <w:rFonts w:ascii="PT Sans" w:cs="PT Sans" w:eastAsia="PT Sans" w:hAnsi="PT Sans"/>
+          <w:color w:val="2c2a29"/>
+          <w:sz w:val="22"/>
+          <w:szCs w:val="22"/>
+        </w:rPr>
+        <w:t xml:space="preserve">Цифры измерены на боевом сервере МФЦ ДНР 11.08.2026 — там система работает с полным набором сервисов и мониторингом.</w:t>
+      </w:r>
+    </w:p>
+    <w:tbl>
+      <w:tblPr>
+        <w:tblW w:type="dxa" w:w="9000"/>
+        <w:tblBorders>
+          <w:top w:val="single" w:color="auto" w:sz="4"/>
+          <w:left w:val="single" w:color="auto" w:sz="4"/>
+          <w:bottom w:val="single" w:color="auto" w:sz="4"/>
+          <w:right w:val="single" w:color="auto" w:sz="4"/>
+          <w:insideH w:val="single" w:color="auto" w:sz="4"/>
+          <w:insideV w:val="single" w:color="auto" w:sz="4"/>
+        </w:tblBorders>
+      </w:tblPr>
+      <w:tblGrid>
+        <w:gridCol w:w="2600"/>
+        <w:gridCol w:w="1900"/>
+        <w:gridCol w:w="2200"/>
+        <w:gridCol w:w="2300"/>
+      </w:tblGrid>
+      <w:tr>
+        <w:trPr>
+          <w:tblHeader/>
+        </w:trPr>
+        <w:tc>
+          <w:tcPr>
+            <w:tcW w:type="dxa" w:w="2600"/>
+            <w:shd w:fill="f7e3dd" w:val="clear"/>
+            <w:tcMar>
+              <w:top w:type="dxa" w:w="60"/>
+              <w:left w:type="dxa" w:w="100"/>
+              <w:bottom w:type="dxa" w:w="60"/>
+              <w:right w:type="dxa" w:w="100"/>
+            </w:tcMar>
+          </w:tcPr>
+          <w:p>
+            <w:pPr>
+              <w:spacing w:after="0" w:line="260"/>
+            </w:pPr>
+            <w:r>
+              <w:rPr>
+                <w:rFonts w:ascii="PT Sans" w:cs="PT Sans" w:eastAsia="PT Sans" w:hAnsi="PT Sans"/>
+                <w:b/>
+                <w:bCs/>
+                <w:color w:val="2c2a29"/>
+                <w:sz w:val="20"/>
+                <w:szCs w:val="20"/>
+              </w:rPr>
+              <w:t xml:space="preserve">Ресурс</w:t>
+            </w:r>
+          </w:p>
+        </w:tc>
+        <w:tc>
+          <w:tcPr>
+            <w:tcW w:type="dxa" w:w="1900"/>
+            <w:shd w:fill="f7e3dd" w:val="clear"/>
+            <w:tcMar>
+              <w:top w:type="dxa" w:w="60"/>
+              <w:left w:type="dxa" w:w="100"/>
+              <w:bottom w:type="dxa" w:w="60"/>
+              <w:right w:type="dxa" w:w="100"/>
+            </w:tcMar>
+          </w:tcPr>
+          <w:p>
+            <w:pPr>
+              <w:spacing w:after="0" w:line="260"/>
+            </w:pPr>
+            <w:r>
+              <w:rPr>
+                <w:rFonts w:ascii="PT Sans" w:cs="PT Sans" w:eastAsia="PT Sans" w:hAnsi="PT Sans"/>
+                <w:b/>
+                <w:bCs/>
+                <w:color w:val="2c2a29"/>
+                <w:sz w:val="20"/>
+                <w:szCs w:val="20"/>
+              </w:rPr>
+              <w:t xml:space="preserve">Минимум</w:t>
+            </w:r>
+          </w:p>
+        </w:tc>
+        <w:tc>
+          <w:tcPr>
+            <w:tcW w:type="dxa" w:w="2200"/>
+            <w:shd w:fill="f7e3dd" w:val="clear"/>
+            <w:tcMar>
+              <w:top w:type="dxa" w:w="60"/>
+              <w:left w:type="dxa" w:w="100"/>
+              <w:bottom w:type="dxa" w:w="60"/>
+              <w:right w:type="dxa" w:w="100"/>
+            </w:tcMar>
+          </w:tcPr>
+          <w:p>
+            <w:pPr>
+              <w:spacing w:after="0" w:line="260"/>
+            </w:pPr>
+            <w:r>
+              <w:rPr>
+                <w:rFonts w:ascii="PT Sans" w:cs="PT Sans" w:eastAsia="PT Sans" w:hAnsi="PT Sans"/>
+                <w:b/>
+                <w:bCs/>
+                <w:color w:val="2c2a29"/>
+                <w:sz w:val="20"/>
+                <w:szCs w:val="20"/>
+              </w:rPr>
+              <w:t xml:space="preserve">Рекомендуется</w:t>
+            </w:r>
+          </w:p>
+        </w:tc>
+        <w:tc>
+          <w:tcPr>
+            <w:tcW w:type="dxa" w:w="2300"/>
+            <w:shd w:fill="f7e3dd" w:val="clear"/>
+            <w:tcMar>
+              <w:top w:type="dxa" w:w="60"/>
+              <w:left w:type="dxa" w:w="100"/>
+              <w:bottom w:type="dxa" w:w="60"/>
+              <w:right w:type="dxa" w:w="100"/>
+            </w:tcMar>
+          </w:tcPr>
+          <w:p>
+            <w:pPr>
+              <w:spacing w:after="0" w:line="260"/>
+            </w:pPr>
+            <w:r>
+              <w:rPr>
+                <w:rFonts w:ascii="PT Sans" w:cs="PT Sans" w:eastAsia="PT Sans" w:hAnsi="PT Sans"/>
+                <w:b/>
+                <w:bCs/>
+                <w:color w:val="2c2a29"/>
+                <w:sz w:val="20"/>
+                <w:szCs w:val="20"/>
+              </w:rPr>
+              <w:t xml:space="preserve">Запас на рост</w:t>
+            </w:r>
+          </w:p>
+        </w:tc>
+      </w:tr>
+      <w:tr>
+        <w:trPr>
+          <w:tblHeader w:val="false"/>
+        </w:trPr>
+        <w:tc>
+          <w:tcPr>
+            <w:tcW w:type="dxa" w:w="2600"/>
+            <w:tcMar>
+              <w:top w:type="dxa" w:w="60"/>
+              <w:left w:type="dxa" w:w="100"/>
+              <w:bottom w:type="dxa" w:w="60"/>
+              <w:right w:type="dxa" w:w="100"/>
+            </w:tcMar>
+          </w:tcPr>
+          <w:p>
+            <w:pPr>
+              <w:spacing w:after="0" w:line="260"/>
+            </w:pPr>
+            <w:r>
+              <w:rPr>
+                <w:rFonts w:ascii="PT Sans" w:cs="PT Sans" w:eastAsia="PT Sans" w:hAnsi="PT Sans"/>
+                <w:b w:val="false"/>
+                <w:bCs w:val="false"/>
+                <w:color w:val="2c2a29"/>
+                <w:sz w:val="20"/>
+                <w:szCs w:val="20"/>
+              </w:rPr>
+              <w:t xml:space="preserve">Процессор</w:t>
+            </w:r>
+          </w:p>
+        </w:tc>
+        <w:tc>
+          <w:tcPr>
+            <w:tcW w:type="dxa" w:w="1900"/>
+            <w:tcMar>
+              <w:top w:type="dxa" w:w="60"/>
+              <w:left w:type="dxa" w:w="100"/>
+              <w:bottom w:type="dxa" w:w="60"/>
+              <w:right w:type="dxa" w:w="100"/>
+            </w:tcMar>
+          </w:tcPr>
+          <w:p>
+            <w:pPr>
+              <w:spacing w:after="0" w:line="260"/>
+            </w:pPr>
+            <w:r>
+              <w:rPr>
+                <w:rFonts w:ascii="PT Sans" w:cs="PT Sans" w:eastAsia="PT Sans" w:hAnsi="PT Sans"/>
+                <w:b w:val="false"/>
+                <w:bCs w:val="false"/>
+                <w:color w:val="2c2a29"/>
+                <w:sz w:val="20"/>
+                <w:szCs w:val="20"/>
+              </w:rPr>
+              <w:t xml:space="preserve">2 vCPU</w:t>
+            </w:r>
+          </w:p>
+        </w:tc>
+        <w:tc>
+          <w:tcPr>
+            <w:tcW w:type="dxa" w:w="2200"/>
+            <w:tcMar>
+              <w:top w:type="dxa" w:w="60"/>
+              <w:left w:type="dxa" w:w="100"/>
+              <w:bottom w:type="dxa" w:w="60"/>
+              <w:right w:type="dxa" w:w="100"/>
+            </w:tcMar>
+          </w:tcPr>
+          <w:p>
+            <w:pPr>
+              <w:spacing w:after="0" w:line="260"/>
+            </w:pPr>
+            <w:r>
+              <w:rPr>
+                <w:rFonts w:ascii="PT Sans" w:cs="PT Sans" w:eastAsia="PT Sans" w:hAnsi="PT Sans"/>
+                <w:b w:val="false"/>
+                <w:bCs w:val="false"/>
+                <w:color w:val="2c2a29"/>
+                <w:sz w:val="20"/>
+                <w:szCs w:val="20"/>
+              </w:rPr>
+              <w:t xml:space="preserve">4 vCPU</w:t>
+            </w:r>
+          </w:p>
+        </w:tc>
+        <w:tc>
+          <w:tcPr>
+            <w:tcW w:type="dxa" w:w="2300"/>
+            <w:tcMar>
+              <w:top w:type="dxa" w:w="60"/>
+              <w:left w:type="dxa" w:w="100"/>
+              <w:bottom w:type="dxa" w:w="60"/>
+              <w:right w:type="dxa" w:w="100"/>
+            </w:tcMar>
+          </w:tcPr>
+          <w:p>
+            <w:pPr>
+              <w:spacing w:after="0" w:line="260"/>
+            </w:pPr>
+            <w:r>
+              <w:rPr>
+                <w:rFonts w:ascii="PT Sans" w:cs="PT Sans" w:eastAsia="PT Sans" w:hAnsi="PT Sans"/>
+                <w:b w:val="false"/>
+                <w:bCs w:val="false"/>
+                <w:color w:val="2c2a29"/>
+                <w:sz w:val="20"/>
+                <w:szCs w:val="20"/>
+              </w:rPr>
+              <w:t xml:space="preserve">8 vCPU</w:t>
+            </w:r>
+          </w:p>
+        </w:tc>
+      </w:tr>
+      <w:tr>
+        <w:trPr>
+          <w:tblHeader w:val="false"/>
+        </w:trPr>
+        <w:tc>
+          <w:tcPr>
+            <w:tcW w:type="dxa" w:w="2600"/>
+            <w:tcMar>
+              <w:top w:type="dxa" w:w="60"/>
+              <w:left w:type="dxa" w:w="100"/>
+              <w:bottom w:type="dxa" w:w="60"/>
+              <w:right w:type="dxa" w:w="100"/>
+            </w:tcMar>
+          </w:tcPr>
+          <w:p>
+            <w:pPr>
+              <w:spacing w:after="0" w:line="260"/>
+            </w:pPr>
+            <w:r>
+              <w:rPr>
+                <w:rFonts w:ascii="PT Sans" w:cs="PT Sans" w:eastAsia="PT Sans" w:hAnsi="PT Sans"/>
+                <w:b w:val="false"/>
+                <w:bCs w:val="false"/>
+                <w:color w:val="2c2a29"/>
+                <w:sz w:val="20"/>
+                <w:szCs w:val="20"/>
+              </w:rPr>
+              <w:t xml:space="preserve">Оперативная память</w:t>
+            </w:r>
+          </w:p>
+        </w:tc>
+        <w:tc>
+          <w:tcPr>
+            <w:tcW w:type="dxa" w:w="1900"/>
+            <w:tcMar>
+              <w:top w:type="dxa" w:w="60"/>
+              <w:left w:type="dxa" w:w="100"/>
+              <w:bottom w:type="dxa" w:w="60"/>
+              <w:right w:type="dxa" w:w="100"/>
+            </w:tcMar>
+          </w:tcPr>
+          <w:p>
+            <w:pPr>
+              <w:spacing w:after="0" w:line="260"/>
+            </w:pPr>
+            <w:r>
+              <w:rPr>
+                <w:rFonts w:ascii="PT Sans" w:cs="PT Sans" w:eastAsia="PT Sans" w:hAnsi="PT Sans"/>
+                <w:b w:val="false"/>
+                <w:bCs w:val="false"/>
+                <w:color w:val="2c2a29"/>
+                <w:sz w:val="20"/>
+                <w:szCs w:val="20"/>
+              </w:rPr>
+              <w:t xml:space="preserve">4 ГБ</w:t>
+            </w:r>
+          </w:p>
+        </w:tc>
+        <w:tc>
+          <w:tcPr>
+            <w:tcW w:type="dxa" w:w="2200"/>
+            <w:tcMar>
+              <w:top w:type="dxa" w:w="60"/>
+              <w:left w:type="dxa" w:w="100"/>
+              <w:bottom w:type="dxa" w:w="60"/>
+              <w:right w:type="dxa" w:w="100"/>
+            </w:tcMar>
+          </w:tcPr>
+          <w:p>
+            <w:pPr>
+              <w:spacing w:after="0" w:line="260"/>
+            </w:pPr>
+            <w:r>
+              <w:rPr>
+                <w:rFonts w:ascii="PT Sans" w:cs="PT Sans" w:eastAsia="PT Sans" w:hAnsi="PT Sans"/>
+                <w:b w:val="false"/>
+                <w:bCs w:val="false"/>
+                <w:color w:val="2c2a29"/>
+                <w:sz w:val="20"/>
+                <w:szCs w:val="20"/>
+              </w:rPr>
+              <w:t xml:space="preserve">8 ГБ</w:t>
+            </w:r>
+          </w:p>
+        </w:tc>
+        <w:tc>
+          <w:tcPr>
+            <w:tcW w:type="dxa" w:w="2300"/>
+            <w:tcMar>
+              <w:top w:type="dxa" w:w="60"/>
+              <w:left w:type="dxa" w:w="100"/>
+              <w:bottom w:type="dxa" w:w="60"/>
+              <w:right w:type="dxa" w:w="100"/>
+            </w:tcMar>
+          </w:tcPr>
+          <w:p>
+            <w:pPr>
+              <w:spacing w:after="0" w:line="260"/>
+            </w:pPr>
+            <w:r>
+              <w:rPr>
+                <w:rFonts w:ascii="PT Sans" w:cs="PT Sans" w:eastAsia="PT Sans" w:hAnsi="PT Sans"/>
+                <w:b w:val="false"/>
+                <w:bCs w:val="false"/>
+                <w:color w:val="2c2a29"/>
+                <w:sz w:val="20"/>
+                <w:szCs w:val="20"/>
+              </w:rPr>
+              <w:t xml:space="preserve">16 ГБ</w:t>
+            </w:r>
+          </w:p>
+        </w:tc>
+      </w:tr>
+      <w:tr>
+        <w:trPr>
+          <w:tblHeader w:val="false"/>
+        </w:trPr>
+        <w:tc>
+          <w:tcPr>
+            <w:tcW w:type="dxa" w:w="2600"/>
+            <w:tcMar>
+              <w:top w:type="dxa" w:w="60"/>
+              <w:left w:type="dxa" w:w="100"/>
+              <w:bottom w:type="dxa" w:w="60"/>
+              <w:right w:type="dxa" w:w="100"/>
+            </w:tcMar>
+          </w:tcPr>
+          <w:p>
+            <w:pPr>
+              <w:spacing w:after="0" w:line="260"/>
+            </w:pPr>
+            <w:r>
+              <w:rPr>
+                <w:rFonts w:ascii="PT Sans" w:cs="PT Sans" w:eastAsia="PT Sans" w:hAnsi="PT Sans"/>
+                <w:b w:val="false"/>
+                <w:bCs w:val="false"/>
+                <w:color w:val="2c2a29"/>
+                <w:sz w:val="20"/>
+                <w:szCs w:val="20"/>
+              </w:rPr>
+              <w:t xml:space="preserve">Диск</w:t>
+            </w:r>
+          </w:p>
+        </w:tc>
+        <w:tc>
+          <w:tcPr>
+            <w:tcW w:type="dxa" w:w="1900"/>
+            <w:tcMar>
+              <w:top w:type="dxa" w:w="60"/>
+              <w:left w:type="dxa" w:w="100"/>
+              <w:bottom w:type="dxa" w:w="60"/>
+              <w:right w:type="dxa" w:w="100"/>
+            </w:tcMar>
+          </w:tcPr>
+          <w:p>
+            <w:pPr>
+              <w:spacing w:after="0" w:line="260"/>
+            </w:pPr>
+            <w:r>
+              <w:rPr>
+                <w:rFonts w:ascii="PT Sans" w:cs="PT Sans" w:eastAsia="PT Sans" w:hAnsi="PT Sans"/>
+                <w:b w:val="false"/>
+                <w:bCs w:val="false"/>
+                <w:color w:val="2c2a29"/>
+                <w:sz w:val="20"/>
+                <w:szCs w:val="20"/>
+              </w:rPr>
+              <w:t xml:space="preserve">40 ГБ</w:t>
+            </w:r>
+          </w:p>
+        </w:tc>
+        <w:tc>
+          <w:tcPr>
+            <w:tcW w:type="dxa" w:w="2200"/>
+            <w:tcMar>
+              <w:top w:type="dxa" w:w="60"/>
+              <w:left w:type="dxa" w:w="100"/>
+              <w:bottom w:type="dxa" w:w="60"/>
+              <w:right w:type="dxa" w:w="100"/>
+            </w:tcMar>
+          </w:tcPr>
+          <w:p>
+            <w:pPr>
+              <w:spacing w:after="0" w:line="260"/>
+            </w:pPr>
+            <w:r>
+              <w:rPr>
+                <w:rFonts w:ascii="PT Sans" w:cs="PT Sans" w:eastAsia="PT Sans" w:hAnsi="PT Sans"/>
+                <w:b w:val="false"/>
+                <w:bCs w:val="false"/>
+                <w:color w:val="2c2a29"/>
+                <w:sz w:val="20"/>
+                <w:szCs w:val="20"/>
+              </w:rPr>
+              <w:t xml:space="preserve">100 ГБ SSD</w:t>
+            </w:r>
+          </w:p>
+        </w:tc>
+        <w:tc>
+          <w:tcPr>
+            <w:tcW w:type="dxa" w:w="2300"/>
+            <w:tcMar>
+              <w:top w:type="dxa" w:w="60"/>
+              <w:left w:type="dxa" w:w="100"/>
+              <w:bottom w:type="dxa" w:w="60"/>
+              <w:right w:type="dxa" w:w="100"/>
+            </w:tcMar>
+          </w:tcPr>
+          <w:p>
+            <w:pPr>
+              <w:spacing w:after="0" w:line="260"/>
+            </w:pPr>
+            <w:r>
+              <w:rPr>
+                <w:rFonts w:ascii="PT Sans" w:cs="PT Sans" w:eastAsia="PT Sans" w:hAnsi="PT Sans"/>
+                <w:b w:val="false"/>
+                <w:bCs w:val="false"/>
+                <w:color w:val="2c2a29"/>
+                <w:sz w:val="20"/>
+                <w:szCs w:val="20"/>
+              </w:rPr>
+              <w:t xml:space="preserve">200 ГБ и более</w:t>
+            </w:r>
+          </w:p>
+        </w:tc>
+      </w:tr>
+    </w:tbl>
+    <w:p>
+      <w:pPr>
+        <w:pBdr>
+          <w:left w:val="single" w:color="e04e39" w:sz="18"/>
+        </w:pBdr>
+        <w:shd w:fill="faf0e9" w:val="clear"/>
+        <w:spacing w:after="140" w:line="280"/>
+        <w:ind w:left="200"/>
+      </w:pPr>
+      <w:r>
+        <w:rPr>
+          <w:rFonts w:ascii="PT Sans" w:cs="PT Sans" w:eastAsia="PT Sans" w:hAnsi="PT Sans"/>
+          <w:b/>
+          <w:bCs/>
+          <w:color w:val="2c2a29"/>
+          <w:sz w:val="22"/>
+          <w:szCs w:val="22"/>
+        </w:rPr>
+        <w:t xml:space="preserve">Рекомендуемая конфигурация — 4 vCPU / 8 ГБ / 100 ГБ SSD — и есть та, на которой система развёрнута. </w:t>
+      </w:r>
+      <w:r>
+        <w:rPr>
+          <w:rFonts w:ascii="PT Sans" w:cs="PT Sans" w:eastAsia="PT Sans" w:hAnsi="PT Sans"/>
+          <w:color w:val="2c2a29"/>
+          <w:sz w:val="20"/>
+          <w:szCs w:val="20"/>
+        </w:rPr>
+        <w:t xml:space="preserve">Запас в ней более чем двукратный: занято 1,1 ГБ памяти из 7,9 и 9 ГБ диска из 97.</w:t>
+      </w:r>
+    </w:p>
+    <w:p>
+      <w:pPr>
+        <w:spacing w:after="120" w:line="300"/>
+      </w:pPr>
+      <w:r>
+        <w:rPr>
+          <w:rFonts w:ascii="PT Sans" w:cs="PT Sans" w:eastAsia="PT Sans" w:hAnsi="PT Sans"/>
+          <w:color w:val="2c2a29"/>
+          <w:sz w:val="22"/>
+          <w:szCs w:val="22"/>
+        </w:rPr>
+        <w:t xml:space="preserve">Что показали замеры:</w:t>
+      </w:r>
+    </w:p>
+    <w:p>
+      <w:pPr>
+        <w:pStyle w:val="ListParagraph"/>
+        <w:numPr>
+          <w:ilvl w:val="0"/>
+          <w:numId w:val="2"/>
+        </w:numPr>
+        <w:spacing w:after="60" w:line="280"/>
+      </w:pPr>
+      <w:r>
+        <w:rPr>
+          <w:rFonts w:ascii="PT Sans" w:cs="PT Sans" w:eastAsia="PT Sans" w:hAnsi="PT Sans"/>
+          <w:b/>
+          <w:bCs/>
+          <w:color w:val="2c2a29"/>
+          <w:sz w:val="22"/>
+          <w:szCs w:val="22"/>
+        </w:rPr>
+        <w:t xml:space="preserve">Память: </w:t>
+      </w:r>
+      <w:r>
+        <w:rPr>
+          <w:rFonts w:ascii="PT Sans" w:cs="PT Sans" w:eastAsia="PT Sans" w:hAnsi="PT Sans"/>
+          <w:color w:val="2c2a29"/>
+          <w:sz w:val="22"/>
+          <w:szCs w:val="22"/>
+        </w:rPr>
+        <w:t xml:space="preserve">прод-контейнеры расходуют около 420 МБ (API 172, MinIO 137, worker 53, PostgreSQL 49, Redis 4, веб-прокси 5); мониторинг добавляет ещё около 350 МБ.</w:t>
+      </w:r>
+    </w:p>
+    <w:p>
+      <w:pPr>
+        <w:pStyle w:val="ListParagraph"/>
+        <w:numPr>
+          <w:ilvl w:val="0"/>
+          <w:numId w:val="2"/>
+        </w:numPr>
+        <w:spacing w:after="60" w:line="280"/>
+      </w:pPr>
+      <w:r>
+        <w:rPr>
+          <w:rFonts w:ascii="PT Sans" w:cs="PT Sans" w:eastAsia="PT Sans" w:hAnsi="PT Sans"/>
+          <w:b/>
+          <w:bCs/>
+          <w:color w:val="2c2a29"/>
+          <w:sz w:val="22"/>
+          <w:szCs w:val="22"/>
+        </w:rPr>
+        <w:t xml:space="preserve">Процессор: </w:t>
+      </w:r>
+      <w:r>
+        <w:rPr>
+          <w:rFonts w:ascii="PT Sans" w:cs="PT Sans" w:eastAsia="PT Sans" w:hAnsi="PT Sans"/>
+          <w:color w:val="2c2a29"/>
+          <w:sz w:val="22"/>
+          <w:szCs w:val="22"/>
+        </w:rPr>
+        <w:t xml:space="preserve">в покое загрузка близка к нулю. Пики дают распознавание документа и выгрузка в PDF — оба процесса короткие.</w:t>
+      </w:r>
+    </w:p>
+    <w:p>
+      <w:pPr>
+        <w:pStyle w:val="ListParagraph"/>
+        <w:numPr>
+          <w:ilvl w:val="0"/>
+          <w:numId w:val="2"/>
+        </w:numPr>
+        <w:spacing w:after="60" w:line="280"/>
+      </w:pPr>
+      <w:r>
+        <w:rPr>
+          <w:rFonts w:ascii="PT Sans" w:cs="PT Sans" w:eastAsia="PT Sans" w:hAnsi="PT Sans"/>
+          <w:b/>
+          <w:bCs/>
+          <w:color w:val="2c2a29"/>
+          <w:sz w:val="22"/>
+          <w:szCs w:val="22"/>
+        </w:rPr>
+        <w:t xml:space="preserve">Диск: </w:t>
+      </w:r>
+      <w:r>
+        <w:rPr>
+          <w:rFonts w:ascii="PT Sans" w:cs="PT Sans" w:eastAsia="PT Sans" w:hAnsi="PT Sans"/>
+          <w:color w:val="2c2a29"/>
+          <w:sz w:val="22"/>
+          <w:szCs w:val="22"/>
+        </w:rPr>
+        <w:t xml:space="preserve">из 9 занятых ГБ около 3 ГБ — образы Docker, 0,5 ГБ — тома, остальное система. База данных при 16 документах и 210 значениях занимает 12 МБ.</w:t>
+      </w:r>
+    </w:p>
+    <w:p>
+      <w:pPr>
+        <w:pBdr>
+          <w:left w:val="single" w:color="e04e39" w:sz="18"/>
+        </w:pBdr>
+        <w:shd w:fill="faf0e9" w:val="clear"/>
+        <w:spacing w:after="140" w:line="280"/>
+        <w:ind w:left="200"/>
+      </w:pPr>
+      <w:r>
+        <w:rPr>
+          <w:rFonts w:ascii="PT Sans" w:cs="PT Sans" w:eastAsia="PT Sans" w:hAnsi="PT Sans"/>
+          <w:b/>
+          <w:bCs/>
+          <w:color w:val="2c2a29"/>
+          <w:sz w:val="22"/>
+          <w:szCs w:val="22"/>
+        </w:rPr>
+        <w:t xml:space="preserve">Минимума хватает без мониторинга. </w:t>
+      </w:r>
+      <w:r>
+        <w:rPr>
+          <w:rFonts w:ascii="PT Sans" w:cs="PT Sans" w:eastAsia="PT Sans" w:hAnsi="PT Sans"/>
+          <w:color w:val="2c2a29"/>
+          <w:sz w:val="20"/>
+          <w:szCs w:val="20"/>
+        </w:rPr>
+        <w:t xml:space="preserve">Оверлей наблюдаемости — это ещё шесть контейнеров и около 350 МБ памяти; при 4 ГБ его лучше не включать.</w:t>
+      </w:r>
+    </w:p>
+    <w:p>
+      <w:pPr>
+        <w:spacing w:after="120" w:line="300"/>
+      </w:pPr>
+      <w:r>
+        <w:rPr>
+          <w:rFonts w:ascii="PT Sans" w:cs="PT Sans" w:eastAsia="PT Sans" w:hAnsi="PT Sans"/>
+          <w:color w:val="2c2a29"/>
+          <w:sz w:val="22"/>
+          <w:szCs w:val="22"/>
+        </w:rPr>
+        <w:t xml:space="preserve">От чего растёт потребление, в порядке значимости:</w:t>
+      </w:r>
+    </w:p>
+    <w:p>
+      <w:pPr>
+        <w:pStyle w:val="ListParagraph"/>
+        <w:numPr>
+          <w:ilvl w:val="0"/>
+          <w:numId w:val="3"/>
+        </w:numPr>
+        <w:spacing w:after="60" w:line="280"/>
+      </w:pPr>
+      <w:r>
+        <w:rPr>
+          <w:rFonts w:ascii="PT Sans" w:cs="PT Sans" w:eastAsia="PT Sans" w:hAnsi="PT Sans"/>
+          <w:b/>
+          <w:bCs/>
+          <w:color w:val="2c2a29"/>
+          <w:sz w:val="22"/>
+          <w:szCs w:val="22"/>
+        </w:rPr>
+        <w:t xml:space="preserve">Загруженные документы</w:t>
+      </w:r>
+      <w:r>
+        <w:rPr>
+          <w:rFonts w:ascii="PT Sans" w:cs="PT Sans" w:eastAsia="PT Sans" w:hAnsi="PT Sans"/>
+          <w:color w:val="2c2a29"/>
+          <w:sz w:val="22"/>
+          <w:szCs w:val="22"/>
+        </w:rPr>
+        <w:t xml:space="preserve"> — лежат в MinIO, это главный расход диска на годы вперёд: недельные формы по несколько сотен КБ дают около 30 МБ в год на объект.</w:t>
+      </w:r>
+    </w:p>
+    <w:p>
+      <w:pPr>
+        <w:pStyle w:val="ListParagraph"/>
+        <w:numPr>
+          <w:ilvl w:val="0"/>
+          <w:numId w:val="3"/>
+        </w:numPr>
+        <w:spacing w:after="60" w:line="280"/>
+      </w:pPr>
+      <w:r>
+        <w:rPr>
+          <w:rFonts w:ascii="PT Sans" w:cs="PT Sans" w:eastAsia="PT Sans" w:hAnsi="PT Sans"/>
+          <w:b/>
+          <w:bCs/>
+          <w:color w:val="2c2a29"/>
+          <w:sz w:val="22"/>
+          <w:szCs w:val="22"/>
+        </w:rPr>
+        <w:t xml:space="preserve">Бэкапы</w:t>
+      </w:r>
+      <w:r>
+        <w:rPr>
+          <w:rFonts w:ascii="PT Sans" w:cs="PT Sans" w:eastAsia="PT Sans" w:hAnsi="PT Sans"/>
+          <w:color w:val="2c2a29"/>
+          <w:sz w:val="22"/>
+          <w:szCs w:val="22"/>
+        </w:rPr>
+        <w:t xml:space="preserve"> — хранится 7 наборов; держать их следует на ОТДЕЛЬНОМ диске, иначе отказ диска унесёт и данные, и копии.</w:t>
+      </w:r>
+    </w:p>
+    <w:p>
+      <w:pPr>
+        <w:pStyle w:val="ListParagraph"/>
+        <w:numPr>
+          <w:ilvl w:val="0"/>
+          <w:numId w:val="3"/>
+        </w:numPr>
+        <w:spacing w:after="60" w:line="280"/>
+      </w:pPr>
+      <w:r>
+        <w:rPr>
+          <w:rFonts w:ascii="PT Sans" w:cs="PT Sans" w:eastAsia="PT Sans" w:hAnsi="PT Sans"/>
+          <w:b/>
+          <w:bCs/>
+          <w:color w:val="2c2a29"/>
+          <w:sz w:val="22"/>
+          <w:szCs w:val="22"/>
+        </w:rPr>
+        <w:t xml:space="preserve">Логи и метрики мониторинга</w:t>
+      </w:r>
+      <w:r>
+        <w:rPr>
+          <w:rFonts w:ascii="PT Sans" w:cs="PT Sans" w:eastAsia="PT Sans" w:hAnsi="PT Sans"/>
+          <w:color w:val="2c2a29"/>
+          <w:sz w:val="22"/>
+          <w:szCs w:val="22"/>
+        </w:rPr>
+        <w:t xml:space="preserve"> — растут постоянно, но логи контейнеров ротируются автоматически (10 МБ × 3 файла на сервис).</w:t>
+      </w:r>
+    </w:p>
+    <w:p>
+      <w:pPr>
+        <w:pStyle w:val="ListParagraph"/>
+        <w:numPr>
+          <w:ilvl w:val="0"/>
+          <w:numId w:val="3"/>
+        </w:numPr>
+        <w:spacing w:after="60" w:line="280"/>
+      </w:pPr>
+      <w:r>
+        <w:rPr>
+          <w:rFonts w:ascii="PT Sans" w:cs="PT Sans" w:eastAsia="PT Sans" w:hAnsi="PT Sans"/>
+          <w:b/>
+          <w:bCs/>
+          <w:color w:val="2c2a29"/>
+          <w:sz w:val="22"/>
+          <w:szCs w:val="22"/>
+        </w:rPr>
+        <w:t xml:space="preserve">Число одновременных пользователей</w:t>
+      </w:r>
+      <w:r>
+        <w:rPr>
+          <w:rFonts w:ascii="PT Sans" w:cs="PT Sans" w:eastAsia="PT Sans" w:hAnsi="PT Sans"/>
+          <w:color w:val="2c2a29"/>
+          <w:sz w:val="22"/>
+          <w:szCs w:val="22"/>
+        </w:rPr>
+        <w:t xml:space="preserve"> — влияет на память API; параметр API_WORKERS в .env.prod (по умолчанию 2) увеличивать имеет смысл только при более чем 4 ядрах.</w:t>
+      </w:r>
+    </w:p>
+    <w:p>
+      <w:pPr>
+        <w:spacing w:after="120" w:line="300"/>
+      </w:pPr>
+      <w:r>
+        <w:rPr>
+          <w:rFonts w:ascii="PT Sans" w:cs="PT Sans" w:eastAsia="PT Sans" w:hAnsi="PT Sans"/>
+          <w:color w:val="2c2a29"/>
+          <w:sz w:val="22"/>
+          <w:szCs w:val="22"/>
+        </w:rPr>
+        <w:t xml:space="preserve">Ограничения памяти на контейнеры уже заданы в docker-compose.prod.yml (API и worker по 1 ГБ, PostgreSQL 1 ГБ, MinIO 512 МБ, Redis 256 МБ, веб-прокси 128 МБ) — суммарный потолок около 3,9 ГБ, сервис не займёт сервер целиком даже при аномальной нагрузке.</w:t>
+      </w:r>
+    </w:p>
+    <w:p>
+      <w:pPr>
+        <w:spacing w:after="120" w:line="300"/>
+      </w:pPr>
+      <w:r>
+        <w:rPr>
+          <w:rFonts w:ascii="PT Sans" w:cs="PT Sans" w:eastAsia="PT Sans" w:hAnsi="PT Sans"/>
+          <w:color w:val="2c2a29"/>
+          <w:sz w:val="22"/>
+          <w:szCs w:val="22"/>
+        </w:rPr>
+        <w:t xml:space="preserve">Тип диска: PostgreSQL чувствителен к задержкам записи, поэтому SSD предпочтителен. Виртуальная машина подходит — система на ней и работает, отдельного физического сервера не требуется.</w:t>
       </w:r>
     </w:p>
     <w:p>
@@ -3296,7 +4128,7 @@
       <w:r>
         <w:drawing>
           <wp:inline distT="0" distB="0" distL="0" distR="0">
-            <wp:extent cx="5829300" cy="9134475"/>
+            <wp:extent cx="5829300" cy="8477250"/>
             <wp:effectExtent t="0" r="0" b="0" l="0"/>
             <wp:docPr id="1" name="" descr="" title=""/>
             <wp:cNvGraphicFramePr>
@@ -3321,7 +4153,7 @@
                   <pic:spPr bwMode="auto">
                     <a:xfrm>
                       <a:off x="0" y="0"/>
-                      <a:ext cx="5829300" cy="9134475"/>
+                      <a:ext cx="5829300" cy="8477250"/>
                     </a:xfrm>
                     <a:prstGeom prst="rect">
                       <a:avLst/>

--- a/docs/Установка_и_настройка.docx
+++ b/docs/Установка_и_настройка.docx
@@ -4128,7 +4128,7 @@
       <w:r>
         <w:drawing>
           <wp:inline distT="0" distB="0" distL="0" distR="0">
-            <wp:extent cx="5829300" cy="8477250"/>
+            <wp:extent cx="5829300" cy="11953875"/>
             <wp:effectExtent t="0" r="0" b="0" l="0"/>
             <wp:docPr id="1" name="" descr="" title=""/>
             <wp:cNvGraphicFramePr>
@@ -4153,7 +4153,7 @@
                   <pic:spPr bwMode="auto">
                     <a:xfrm>
                       <a:off x="0" y="0"/>
-                      <a:ext cx="5829300" cy="8477250"/>
+                      <a:ext cx="5829300" cy="11953875"/>
                     </a:xfrm>
                     <a:prstGeom prst="rect">
                       <a:avLst/>

--- a/docs/Установка_и_настройка.docx
+++ b/docs/Установка_и_настройка.docx
@@ -82,7 +82,7 @@
           <w:sz w:val="22"/>
           <w:szCs w:val="22"/>
         </w:rPr>
-        <w:t xml:space="preserve">Версия 1.2 · август 2026</w:t>
+        <w:t xml:space="preserve">Версия 1.3 · сентябрь 2026</w:t>
       </w:r>
     </w:p>
     <w:p>
@@ -96,7 +96,7 @@
           <w:sz w:val="22"/>
           <w:szCs w:val="22"/>
         </w:rPr>
-        <w:t xml:space="preserve">ГБУ «МФЦ ДНР» · первое внедрение · август 2026</w:t>
+        <w:t xml:space="preserve">ГБУ «МФЦ ДНР» · первое внедрение · сентябрь 2026</w:t>
       </w:r>
     </w:p>
     <w:p>
@@ -4128,7 +4128,7 @@
       <w:r>
         <w:drawing>
           <wp:inline distT="0" distB="0" distL="0" distR="0">
-            <wp:extent cx="5829300" cy="11953875"/>
+            <wp:extent cx="5829300" cy="14497050"/>
             <wp:effectExtent t="0" r="0" b="0" l="0"/>
             <wp:docPr id="1" name="" descr="" title=""/>
             <wp:cNvGraphicFramePr>
@@ -4153,7 +4153,7 @@
                   <pic:spPr bwMode="auto">
                     <a:xfrm>
                       <a:off x="0" y="0"/>
-                      <a:ext cx="5829300" cy="11953875"/>
+                      <a:ext cx="5829300" cy="14497050"/>
                     </a:xfrm>
                     <a:prstGeom prst="rect">
                       <a:avLst/>

--- a/docs/Установка_и_настройка.docx
+++ b/docs/Установка_и_настройка.docx
@@ -4128,7 +4128,7 @@
       <w:r>
         <w:drawing>
           <wp:inline distT="0" distB="0" distL="0" distR="0">
-            <wp:extent cx="5829300" cy="14497050"/>
+            <wp:extent cx="5829300" cy="14506575"/>
             <wp:effectExtent t="0" r="0" b="0" l="0"/>
             <wp:docPr id="1" name="" descr="" title=""/>
             <wp:cNvGraphicFramePr>
@@ -4153,7 +4153,7 @@
                   <pic:spPr bwMode="auto">
                     <a:xfrm>
                       <a:off x="0" y="0"/>
-                      <a:ext cx="5829300" cy="14497050"/>
+                      <a:ext cx="5829300" cy="14506575"/>
                     </a:xfrm>
                     <a:prstGeom prst="rect">
                       <a:avLst/>
